--- a/test-output/th-font-qc.docx
+++ b/test-output/th-font-qc.docx
@@ -2,13 +2,13 @@
 <file path=word/document.xml><?xml version="1.0" encoding="utf-8"?>
 <w:document xmlns:w="http://schemas.openxmlformats.org/wordprocessingml/2006/main" xmlns:m="http://schemas.openxmlformats.org/officeDocument/2006/math" xmlns:r="http://schemas.openxmlformats.org/officeDocument/2006/relationships" xmlns:o="urn:schemas-microsoft-com:office:office" xmlns:v="urn:schemas-microsoft-com:vml" xmlns:w10="urn:schemas-microsoft-com:office:word" xmlns:a="http://schemas.openxmlformats.org/drawingml/2006/main" xmlns:pic="http://schemas.openxmlformats.org/drawingml/2006/picture" xmlns:wp="http://schemas.openxmlformats.org/drawingml/2006/wordprocessingDrawing">
   <w:body>
-    <w:bookmarkStart w:id="32" w:name="th-font-qc-2026-08-04"/>
+    <w:bookmarkStart w:id="32" w:name="th-font-qc-2026-08-05"/>
     <w:p>
       <w:pPr>
         <w:pStyle w:val="Heading1"/>
       </w:pPr>
       <w:r>
-        <w:t xml:space="preserve">TH font QC — 2026-08-04</w:t>
+        <w:t xml:space="preserve">TH font QC — 2026-08-05</w:t>
       </w:r>
     </w:p>
     <w:p>
@@ -192,7 +192,7 @@
               <w:jc w:val="left"/>
             </w:pPr>
             <w:r>
-              <w:t xml:space="preserve">1000/-200/0</w:t>
+              <w:t xml:space="preserve">1169/-368/0</w:t>
             </w:r>
           </w:p>
         </w:tc>
@@ -204,7 +204,7 @@
               <w:jc w:val="left"/>
             </w:pPr>
             <w:r>
-              <w:t xml:space="preserve">1200 (1.200 em)</w:t>
+              <w:t xml:space="preserve">1537 (1.537 em)</w:t>
             </w:r>
           </w:p>
         </w:tc>
@@ -216,7 +216,7 @@
               <w:jc w:val="left"/>
             </w:pPr>
             <w:r>
-              <w:t xml:space="preserve">1000/-200/0</w:t>
+              <w:t xml:space="preserve">1169/-368/0</w:t>
             </w:r>
           </w:p>
         </w:tc>
@@ -232,13 +232,13 @@
                 <w:bCs/>
                 <w:b/>
               </w:rPr>
-              <w:t xml:space="preserve">1800</w:t>
+              <w:t xml:space="preserve">1537</w:t>
             </w:r>
             <w:r>
               <w:t xml:space="preserve"> </w:t>
             </w:r>
             <w:r>
-              <w:t xml:space="preserve">(1.800 em)</w:t>
+              <w:t xml:space="preserve">(1.537 em)</w:t>
             </w:r>
           </w:p>
         </w:tc>
@@ -360,7 +360,7 @@
               <w:jc w:val="left"/>
             </w:pPr>
             <w:r>
-              <w:t xml:space="preserve">1210/-415/0</w:t>
+              <w:t xml:space="preserve">1233/-369/0</w:t>
             </w:r>
           </w:p>
         </w:tc>
@@ -372,7 +372,7 @@
               <w:jc w:val="left"/>
             </w:pPr>
             <w:r>
-              <w:t xml:space="preserve">1625 (1.625 em)</w:t>
+              <w:t xml:space="preserve">1602 (1.602 em)</w:t>
             </w:r>
           </w:p>
         </w:tc>
@@ -384,7 +384,7 @@
               <w:jc w:val="left"/>
             </w:pPr>
             <w:r>
-              <w:t xml:space="preserve">1210/-415/0</w:t>
+              <w:t xml:space="preserve">1233/-369/0</w:t>
             </w:r>
           </w:p>
         </w:tc>
@@ -400,13 +400,13 @@
                 <w:bCs/>
                 <w:b/>
               </w:rPr>
-              <w:t xml:space="preserve">1980</w:t>
+              <w:t xml:space="preserve">1602</w:t>
             </w:r>
             <w:r>
               <w:t xml:space="preserve"> </w:t>
             </w:r>
             <w:r>
-              <w:t xml:space="preserve">(1.980 em)</w:t>
+              <w:t xml:space="preserve">(1.602 em)</w:t>
             </w:r>
           </w:p>
         </w:tc>
@@ -2533,7 +2533,7 @@
         <w:t xml:space="preserve"> </w:t>
       </w:r>
       <w:r>
-        <w:t xml:space="preserve">on 2026-08-04. Verify with</w:t>
+        <w:t xml:space="preserve">on 2026-08-05. Verify with</w:t>
       </w:r>
       <w:r>
         <w:t xml:space="preserve"> </w:t>
